--- a/cf/sh/u/files/u007.docx
+++ b/cf/sh/u/files/u007.docx
@@ -20,7 +20,7 @@
     </w:p>
     <w:p>
       <w:r>
-        <w:t>請針對每個題目，把答案填在「回答：」後面（越具體越好）；填好後請放回您的部門資料夾即可，不需回信。</w:t>
+        <w:t>這份問卷是想更了解您的實際作業，好把您的 AI 助理做得更貼近需求。第一部分請把答案填在「回答：」後面（越具體越好）；第二部分只是先讓您了解，之後用的時候再一起調整，不用現在填。填好後放回您的部門資料夾即可，不需回信。</w:t>
       </w:r>
     </w:p>
     <w:p>
@@ -32,8 +32,16 @@
       </w:r>
     </w:p>
     <w:p>
+      <w:pPr>
+        <w:pStyle w:val="Heading2"/>
+      </w:pPr>
       <w:r>
-        <w:t>1. 實際外觀缺陷判定基準／檢驗規範(SIP)與限度樣品照片可否提供？</w:t>
+        <w:t>一、請您提供或確認的事情</w:t>
+      </w:r>
+    </w:p>
+    <w:p>
+      <w:r>
+        <w:t>1. 外觀缺陷的判定基準（檢驗規範 SIP）和限度樣品照片能給我嗎？這是 AI 初判允收／退貨的依據，向品質工程師要一份。</w:t>
       </w:r>
     </w:p>
     <w:p>
@@ -43,7 +51,7 @@
     </w:p>
     <w:p>
       <w:r>
-        <w:t>2. 供應商與對應採購窗口、品保窗口的真實聯絡對照表在哪裡？</w:t>
+        <w:t>2. 各供應商對應的採購窗口、品保窗口聯絡人，有沒有一份真實對照清單？誰保管？能給我嗎？</w:t>
       </w:r>
     </w:p>
     <w:p>
@@ -53,7 +61,7 @@
     </w:p>
     <w:p>
       <w:r>
-        <w:t>3. 異常通知信的公司正式格式為何（含 8D 要求、回覆期限慣例）？</w:t>
+        <w:t>3. 異常通知信公司正式格式長怎樣（要不要求 8D、回覆期限）？有沒有現成範本？</w:t>
       </w:r>
     </w:p>
     <w:p>
@@ -63,7 +71,7 @@
     </w:p>
     <w:p>
       <w:r>
-        <w:t>4. 進料檢驗紀錄／異常單的實際欄位為何？能提供一份去識別化樣本嗎？</w:t>
+        <w:t>4. 進料檢驗紀錄／異常單實際欄位長怎樣？給我一份（去識別化）樣本，再附幾張各種缺陷的照片，讓 AI 練習看。</w:t>
       </w:r>
     </w:p>
     <w:p>
@@ -73,7 +81,7 @@
     </w:p>
     <w:p>
       <w:r>
-        <w:t>5. 各缺陷類型（刮傷、撞傷、毛邊、處理不良）希望的初判尺度為何？</w:t>
+        <w:t>5. AI 出的是初判草稿，最後是誰判定處置、誰發信給採購和供應商？您自己會在哪一步確認？</w:t>
       </w:r>
     </w:p>
     <w:p>
@@ -82,13 +90,31 @@
       </w:r>
     </w:p>
     <w:p>
+      <w:pPr>
+        <w:pStyle w:val="Heading2"/>
+      </w:pPr>
       <w:r>
-        <w:t>6. 缺陷照片樣本能否提供各類型數張，供影像判讀測試？</w:t>
+        <w:t>二、要用了之後、跟 AI 一起調整的事情（先了解即可，不用現在填）</w:t>
       </w:r>
     </w:p>
     <w:p>
       <w:r>
-        <w:t>回答：</w:t>
+        <w:t>• 缺陷照片 AI 判讀（刮傷、撞傷、毛邊等）一開始不一定準，請您用時指出它判錯的，我們一起調；初判它一律會標『待工程師確認』。</w:t>
+      </w:r>
+    </w:p>
+    <w:p>
+      <w:r>
+        <w:t>• 照片模糊或批號缺時，AI 會保守標『待補』不亂寫，請您確認這樣處理對不對。</w:t>
+      </w:r>
+    </w:p>
+    <w:p>
+      <w:r>
+        <w:t>• 異常摘要和信件用詞、語氣是不是公司習慣，用過幾封再回饋要不要改。</w:t>
+      </w:r>
+    </w:p>
+    <w:p>
+      <w:r>
+        <w:t>• 碰到少見的缺陷類型或航太件特採這種要慎重的情況，第一次遇到請留給我看，我們把判定準則補上。</w:t>
       </w:r>
     </w:p>
     <w:p/>
@@ -101,8 +127,16 @@
       </w:r>
     </w:p>
     <w:p>
+      <w:pPr>
+        <w:pStyle w:val="Heading2"/>
+      </w:pPr>
       <w:r>
-        <w:t>1. 公司實際的異常審查準則／8D 檢核表與審查尺度為何？</w:t>
+        <w:t>一、請您提供或確認的事情</w:t>
+      </w:r>
+    </w:p>
+    <w:p>
+      <w:r>
+        <w:t>1. 公司實際的異常審查準則／8D 檢核表和審查尺度能給我嗎？這是 AI 判『供應商對策夠不夠好』的依據。</w:t>
       </w:r>
     </w:p>
     <w:p>
@@ -112,7 +146,7 @@
     </w:p>
     <w:p>
       <w:r>
-        <w:t>2. 品質異常單（博格系統）的實際欄位為何？能提供一份去識別化樣本嗎？</w:t>
+        <w:t>2. 博格系統的品質異常單實際欄位長怎樣？給我一份（去識別化）樣本。</w:t>
       </w:r>
     </w:p>
     <w:p>
@@ -122,7 +156,7 @@
     </w:p>
     <w:p>
       <w:r>
-        <w:t>3. 異常歷史紀錄如何從博格／SRM 匯出，用於再發比對？</w:t>
+        <w:t>3. 異常歷史紀錄怎麼從博格／SRM 匯出？我要拿來比對『這個異常是不是又再發』。</w:t>
       </w:r>
     </w:p>
     <w:p>
@@ -132,7 +166,7 @@
     </w:p>
     <w:p>
       <w:r>
-        <w:t>4. 能否提供良好與不良的對策範例各數件，教 AI 分辨『表象 vs 根本原因』？</w:t>
+        <w:t>4. 能給我幾件『好的對策』和『不好的對策』範例嗎？讓 AI 學會分辨『真正找到根本原因』和『只是表象（例如人員疏失、已加強教育）』。</w:t>
       </w:r>
     </w:p>
     <w:p>
@@ -142,7 +176,7 @@
     </w:p>
     <w:p>
       <w:r>
-        <w:t>5. 水平展開的對象範圍規則為何（同料群／同製程）？</w:t>
+        <w:t>5. 水平展開要展到哪個範圍（同料群、同製程）？AI 出的審查意見最後是誰判通過／補強／退回、誰結案？</w:t>
       </w:r>
     </w:p>
     <w:p>
@@ -151,13 +185,31 @@
       </w:r>
     </w:p>
     <w:p>
+      <w:pPr>
+        <w:pStyle w:val="Heading2"/>
+      </w:pPr>
       <w:r>
-        <w:t>6. 審查發現後（合格／補強／退回）的後續流程與結案權責在哪？</w:t>
+        <w:t>二、要用了之後、跟 AI 一起調整的事情（先了解即可，不用現在填）</w:t>
       </w:r>
     </w:p>
     <w:p>
       <w:r>
-        <w:t>回答：</w:t>
+        <w:t>• 判『對策有沒有對應到根本原因、有沒有防呆』很吃經驗，前幾次請您核對 AI 審得對不對，我們一起校準尺度。</w:t>
+      </w:r>
+    </w:p>
+    <w:p>
+      <w:r>
+        <w:t>• 遇到寫得含糊的對策（如『人員疏失，已加強教育』），AI 會標『需補強』，請您確認它抓的點對不對。</w:t>
+      </w:r>
+    </w:p>
+    <w:p>
+      <w:r>
+        <w:t>• 審查表、異常單草稿的欄位和講法是不是您要的樣子，用過幾件再回饋。</w:t>
+      </w:r>
+    </w:p>
+    <w:p>
+      <w:r>
+        <w:t>• 再發比對如果 AI 漏抓或誤判，請指出來，我們把比對邏輯調準。</w:t>
       </w:r>
     </w:p>
     <w:p/>
@@ -170,8 +222,16 @@
       </w:r>
     </w:p>
     <w:p>
+      <w:pPr>
+        <w:pStyle w:val="Heading2"/>
+      </w:pPr>
       <w:r>
-        <w:t>1. 既有 SIP 的真實文件（至少數份代表性料件）可否提供，含完整檢驗項目、規格、量具、抽樣？</w:t>
+        <w:t>一、請您提供或確認的事情</w:t>
+      </w:r>
+    </w:p>
+    <w:p>
+      <w:r>
+        <w:t>1. 能給我幾份真實的既有 SIP 嗎（代表性料件就好）？要含完整的檢驗項目、規格、量具、抽樣，AI 才知道 SIP 長怎樣、怎麼改。</w:t>
       </w:r>
     </w:p>
     <w:p>
@@ -181,7 +241,7 @@
     </w:p>
     <w:p>
       <w:r>
-        <w:t>2. 客戶設變通知的標準格式與數份歷史樣本（含圖面）能否提供？</w:t>
+        <w:t>2. 客戶設變通知標準長怎樣？給我幾份歷史樣本（含圖面），我拿來測辨識和比對。</w:t>
       </w:r>
     </w:p>
     <w:p>
@@ -191,7 +251,7 @@
     </w:p>
     <w:p>
       <w:r>
-        <w:t>3. SIP 撰寫規範、版次控管規則與 PLM／博格／SRM 系統發行流程為何？</w:t>
+        <w:t>3. SIP 撰寫規範、版次怎麼控管、PLM／博格／SRM 系統怎麼發行，這些流程說明能給我嗎？</w:t>
       </w:r>
     </w:p>
     <w:p>
@@ -201,7 +261,7 @@
     </w:p>
     <w:p>
       <w:r>
-        <w:t>4. 哪些設變該如何調整檢驗？能否提供判定準則與範例（本題 C 級關鍵）？</w:t>
+        <w:t>4. 這題比較難，關鍵是『您的判斷邏輯』：哪種設變該怎麼調檢驗項目？能給我幾組『這樣設變就這樣改』的範例，讓 AI 先學會您的判法嗎？</w:t>
       </w:r>
     </w:p>
     <w:p>
@@ -211,7 +271,7 @@
     </w:p>
     <w:p>
       <w:r>
-        <w:t>5. 量具能力（GR&amp;R）與抽樣計畫（AQL）的內部標準為何？</w:t>
+        <w:t>5. 量具能力（GR&amp;R）、抽樣計畫（AQL）的內部標準是什麼？做好的 SIP 草稿最後是誰定稿、誰在系統發行？</w:t>
       </w:r>
     </w:p>
     <w:p>
@@ -220,13 +280,31 @@
       </w:r>
     </w:p>
     <w:p>
+      <w:pPr>
+        <w:pStyle w:val="Heading2"/>
+      </w:pPr>
       <w:r>
-        <w:t>6. 先從哪一群料件（特定料件群）小範圍試行比較合適？</w:t>
+        <w:t>二、要用了之後、跟 AI 一起調整的事情（先了解即可，不用現在填）</w:t>
       </w:r>
     </w:p>
     <w:p>
       <w:r>
-        <w:t>回答：</w:t>
+        <w:t>• 這題一開始 AI 只做『找出設變影響哪些檢驗項目＋出初稿』，最終判定一定是您來；用一陣子、累積夠多範例後，能自動的範圍會慢慢變大。</w:t>
+      </w:r>
+    </w:p>
+    <w:p>
+      <w:r>
+        <w:t>• 設變圖面上的公差數值糊掉時，AI 會標『待補』不亂猜，請您確認這樣保守處理對不對。</w:t>
+      </w:r>
+    </w:p>
+    <w:p>
+      <w:r>
+        <w:t>• 新版 SIP 草稿的結構、用詞是不是照您的範本，用過幾份再回饋。</w:t>
+      </w:r>
+    </w:p>
+    <w:p>
+      <w:r>
+        <w:t>• 遇到 AI 判不準或判錯的設變，請您把正確判法告訴我，我們補進準則庫，它會越來越懂您的邏輯。</w:t>
       </w:r>
     </w:p>
     <w:p/>
